--- a/instructions_v2.0.docx
+++ b/instructions_v2.0.docx
@@ -436,7 +436,7 @@
           <w:rFonts w:ascii="Courier New" w:eastAsia="Courier New" w:hAnsi="Courier New" w:cs="Courier New"/>
           <w:lang w:val="en-GB"/>
         </w:rPr>
-        <w:t>CONQUER BASTIONS OF FAITH</w:t>
+        <w:t>ON BASTIONS OF RETRO IT</w:t>
       </w:r>
       <w:r>
         <w:rPr>
@@ -3447,7 +3447,7 @@
           <w:rFonts w:ascii="Courier New" w:eastAsia="Courier New" w:hAnsi="Courier New" w:cs="Courier New"/>
           <w:lang w:val="en-GB"/>
         </w:rPr>
-        <w:t xml:space="preserve">KILLER DRIVES?</w:t>
+        <w:t xml:space="preserve">KILLER HDD?</w:t>
       </w:r>
       <w:r>
         <w:rPr>
@@ -3473,7 +3473,7 @@
           <w:rFonts w:ascii="Courier New" w:eastAsia="Courier New" w:hAnsi="Courier New" w:cs="Courier New"/>
           <w:lang w:val="en-GB"/>
         </w:rPr>
-        <w:t xml:space="preserve">YOU HAVE 20 DRIVES</w:t>
+        <w:t xml:space="preserve">YOU HAVE 20 KILLER HDD</w:t>
       </w:r>
       <w:r>
         <w:rPr>
@@ -3544,7 +3544,7 @@
           <w:rFonts w:ascii="Courier New" w:eastAsia="Courier New" w:hAnsi="Courier New" w:cs="Courier New"/>
           <w:lang w:val="en-GB"/>
         </w:rPr>
-        <w:t xml:space="preserve">HACKING!</w:t>
+        <w:t xml:space="preserve">FIGHTING!</w:t>
       </w:r>
       <w:r>
         <w:rPr>
@@ -3704,7 +3704,7 @@
           <w:rFonts w:ascii="Courier New" w:eastAsia="Courier New" w:hAnsi="Courier New" w:cs="Courier New"/>
           <w:lang w:val="en-GB"/>
         </w:rPr>
-        <w:t xml:space="preserve">Hackers run Killer Drives!</w:t>
+        <w:t xml:space="preserve">Hackers launch Killer HDD!</w:t>
       </w:r>
       <w:r>
         <w:rPr>
@@ -3717,7 +3717,7 @@
           <w:rFonts w:ascii="Courier New" w:eastAsia="Courier New" w:hAnsi="Courier New" w:cs="Courier New"/>
           <w:lang w:val="en-GB"/>
         </w:rPr>
-        <w:t xml:space="preserve">Ghosts: plague of worms!</w:t>
+        <w:t xml:space="preserve">Ghosts cast worms plague!</w:t>
       </w:r>
       <w:r>
         <w:rPr>
@@ -3730,7 +3730,7 @@
           <w:rFonts w:ascii="Courier New" w:eastAsia="Courier New" w:hAnsi="Courier New" w:cs="Courier New"/>
           <w:lang w:val="en-GB"/>
         </w:rPr>
-        <w:t xml:space="preserve">Gurus: Dependency Hell!</w:t>
+        <w:t xml:space="preserve">Gurus do Dependency Hell!</w:t>
       </w:r>
       <w:r>
         <w:rPr>
@@ -3823,7 +3823,7 @@
           <w:rFonts w:ascii="Courier New" w:eastAsia="Courier New" w:hAnsi="Courier New" w:cs="Courier New"/>
           <w:lang w:val="en-GB"/>
         </w:rPr>
-        <w:t xml:space="preserve">r RETRO STUFF c DRIVES</w:t>
+        <w:t xml:space="preserve">r RETRO c KILLER HDD</w:t>
       </w:r>
     </w:p>
     <w:p>
@@ -5290,7 +5290,7 @@
           <w:rFonts w:ascii="Courier New" w:eastAsia="Courier New" w:hAnsi="Courier New" w:cs="Courier New"/>
           <w:lang w:val="en-GB"/>
         </w:rPr>
-        <w:t xml:space="preserve">DRIVES</w:t>
+        <w:t xml:space="preserve">KILLER HDD</w:t>
       </w:r>
       <w:r>
         <w:rPr>
@@ -5303,7 +5303,7 @@
           <w:rFonts w:ascii="Courier New" w:eastAsia="Courier New" w:hAnsi="Courier New" w:cs="Courier New"/>
           <w:lang w:val="en-GB"/>
         </w:rPr>
-        <w:t xml:space="preserve">API KEYS</w:t>
+        <w:t xml:space="preserve">API</w:t>
       </w:r>
       <w:r>
         <w:rPr>

--- a/instructions_v2.0.docx
+++ b/instructions_v2.0.docx
@@ -165,7 +165,7 @@
         <w:rPr>
           <w:lang w:val="en-GB"/>
         </w:rPr>
-        <w:t xml:space="preserve"> with a RAM module (CE-151 or larger). The recording holds the program without its REM lines (5467 bytes); with its variables it needs about 5.9 KB of memory, so it does not fit into a PC-1500 or PC-2 without a module.</w:t>
+        <w:t xml:space="preserve"> with a RAM module (CE-151 or larger). The recording holds the program without its REM lines (5526 bytes); with its variables it needs about 5.9 KB of memory, so it does not fit into a PC-1500 or PC-2 without a module.</w:t>
       </w:r>
     </w:p>
     <w:p>
@@ -3512,7 +3512,7 @@
           <w:rFonts w:ascii="Courier New" w:eastAsia="Courier New" w:hAnsi="Courier New" w:cs="Courier New"/>
           <w:lang w:val="en-GB"/>
         </w:rPr>
-        <w:t xml:space="preserve">ENTER=HACK 3=RETREAT</w:t>
+        <w:t xml:space="preserve">ENTER=FIGHT 3=RETREAT</w:t>
       </w:r>
       <w:r>
         <w:rPr>
@@ -3730,13 +3730,13 @@
           <w:rFonts w:ascii="Courier New" w:eastAsia="Courier New" w:hAnsi="Courier New" w:cs="Courier New"/>
           <w:lang w:val="en-GB"/>
         </w:rPr>
-        <w:t xml:space="preserve">Gurus do Dependency Hell!</w:t>
-      </w:r>
-      <w:r>
-        <w:rPr>
-          <w:lang w:val="en-GB"/>
-        </w:rPr>
-        <w:t xml:space="preserve">, before the next round.</w:t>
+        <w:t xml:space="preserve">Gurus set Dependency Hell</w:t>
+      </w:r>
+      <w:r>
+        <w:rPr>
+          <w:lang w:val="en-GB"/>
+        </w:rPr>
+        <w:t xml:space="preserve">, before the next round. Each of these messages comes with the last three notes of the second phrase of Bach’s Toccata.</w:t>
       </w:r>
     </w:p>
     <w:p>

--- a/instructions_v2.0.docx
+++ b/instructions_v2.0.docx
@@ -165,7 +165,7 @@
         <w:rPr>
           <w:lang w:val="en-GB"/>
         </w:rPr>
-        <w:t xml:space="preserve"> with a RAM module (CE-151 or larger). The recording holds the program without its REM lines (5526 bytes); with its variables it needs about 5.9 KB of memory, so it does not fit into a PC-1500 or PC-2 without a module.</w:t>
+        <w:t xml:space="preserve"> with a RAM module (CE-151 or larger). The recording holds the program without its REM lines (5527 bytes); with its variables it needs about 5.9 KB of memory, so it does not fit into a PC-1500 or PC-2 without a module.</w:t>
       </w:r>
     </w:p>
     <w:p>
@@ -423,20 +423,33 @@
           <w:rFonts w:ascii="Courier New" w:eastAsia="Courier New" w:hAnsi="Courier New" w:cs="Courier New"/>
           <w:lang w:val="en-GB"/>
         </w:rPr>
-        <w:t>Starting..</w:t>
-      </w:r>
-      <w:r>
-        <w:rPr>
-          <w:lang w:val="en-GB"/>
-        </w:rPr>
-        <w:t xml:space="preserve"> while it prepares the places, then its title while it plays the opening of J.S. Bach’s Toccata in D minor, then </w:t>
+        <w:t xml:space="preserve">Starting..</w:t>
+      </w:r>
+      <w:r>
+        <w:rPr>
+          <w:lang w:val="en-GB"/>
+        </w:rPr>
+        <w:t xml:space="preserve"> while it prepares the places, then </w:t>
       </w:r>
       <w:r>
         <w:rPr>
           <w:rFonts w:ascii="Courier New" w:eastAsia="Courier New" w:hAnsi="Courier New" w:cs="Courier New"/>
           <w:lang w:val="en-GB"/>
         </w:rPr>
-        <w:t>ON BASTIONS OF RETRO IT</w:t>
+        <w:t xml:space="preserve">CONQUER THE BASTIONS</w:t>
+      </w:r>
+      <w:r>
+        <w:rPr>
+          <w:lang w:val="en-GB"/>
+        </w:rPr>
+        <w:t xml:space="preserve"> while it plays the opening of J.S. Bach’s Toccata in D minor, then </w:t>
+      </w:r>
+      <w:r>
+        <w:rPr>
+          <w:rFonts w:ascii="Courier New" w:eastAsia="Courier New" w:hAnsi="Courier New" w:cs="Courier New"/>
+          <w:lang w:val="en-GB"/>
+        </w:rPr>
+        <w:t xml:space="preserve">OF RETROCOMPUTING !</w:t>
       </w:r>
       <w:r>
         <w:rPr>

--- a/instructions_v2.0.docx
+++ b/instructions_v2.0.docx
@@ -165,7 +165,7 @@
         <w:rPr>
           <w:lang w:val="en-GB"/>
         </w:rPr>
-        <w:t xml:space="preserve"> with a RAM module (CE-151 or larger). The recording holds the program without its REM lines (5527 bytes); with its variables it needs about 5.9 KB of memory, so it does not fit into a PC-1500 or PC-2 without a module.</w:t>
+        <w:t xml:space="preserve"> with a RAM module (CE-151 or larger). The recording holds the program without its REM lines (5553 bytes); with its variables it needs about 5.9 KB of memory, so it does not fit into a PC-1500 or PC-2 without a module.</w:t>
       </w:r>
     </w:p>
     <w:p>
@@ -423,26 +423,13 @@
           <w:rFonts w:ascii="Courier New" w:eastAsia="Courier New" w:hAnsi="Courier New" w:cs="Courier New"/>
           <w:lang w:val="en-GB"/>
         </w:rPr>
-        <w:t xml:space="preserve">Starting..</w:t>
-      </w:r>
-      <w:r>
-        <w:rPr>
-          <w:lang w:val="en-GB"/>
-        </w:rPr>
-        <w:t xml:space="preserve"> while it prepares the places, then </w:t>
-      </w:r>
-      <w:r>
-        <w:rPr>
-          <w:rFonts w:ascii="Courier New" w:eastAsia="Courier New" w:hAnsi="Courier New" w:cs="Courier New"/>
-          <w:lang w:val="en-GB"/>
-        </w:rPr>
         <w:t xml:space="preserve">CONQUER THE BASTIONS</w:t>
       </w:r>
       <w:r>
         <w:rPr>
           <w:lang w:val="en-GB"/>
         </w:rPr>
-        <w:t xml:space="preserve"> while it plays the opening of J.S. Bach’s Toccata in D minor, then </w:t>
+        <w:t xml:space="preserve"> while it prepares the places and plays the opening of J.S. Bach’s Toccata in D minor, then </w:t>
       </w:r>
       <w:r>
         <w:rPr>
@@ -3460,7 +3447,7 @@
           <w:rFonts w:ascii="Courier New" w:eastAsia="Courier New" w:hAnsi="Courier New" w:cs="Courier New"/>
           <w:lang w:val="en-GB"/>
         </w:rPr>
-        <w:t xml:space="preserve">KILLER HDD?</w:t>
+        <w:t xml:space="preserve">KILLER DRIVES?</w:t>
       </w:r>
       <w:r>
         <w:rPr>
@@ -3486,7 +3473,7 @@
           <w:rFonts w:ascii="Courier New" w:eastAsia="Courier New" w:hAnsi="Courier New" w:cs="Courier New"/>
           <w:lang w:val="en-GB"/>
         </w:rPr>
-        <w:t xml:space="preserve">YOU HAVE 20 KILLER HDD</w:t>
+        <w:t xml:space="preserve">ONLY 20 KILLER DRIVES</w:t>
       </w:r>
       <w:r>
         <w:rPr>
@@ -3749,7 +3736,7 @@
         <w:rPr>
           <w:lang w:val="en-GB"/>
         </w:rPr>
-        <w:t xml:space="preserve">, before the next round. Each of these messages comes with the last three notes of the second phrase of Bach’s Toccata.</w:t>
+        <w:t xml:space="preserve">, before the next round. Each of these messages comes with the last three notes of the second phrase of Bach’s Toccata, and before every new screen of a round the display goes blank for a moment, so that you see each change.</w:t>
       </w:r>
     </w:p>
     <w:p>
@@ -3836,7 +3823,7 @@
           <w:rFonts w:ascii="Courier New" w:eastAsia="Courier New" w:hAnsi="Courier New" w:cs="Courier New"/>
           <w:lang w:val="en-GB"/>
         </w:rPr>
-        <w:t xml:space="preserve">r RETRO c KILLER HDD</w:t>
+        <w:t xml:space="preserve">r RETRO c KILLER DRIVES</w:t>
       </w:r>
     </w:p>
     <w:p>
@@ -3982,7 +3969,7 @@
         <w:rPr>
           <w:lang w:val="en-GB"/>
         </w:rPr>
-        <w:t xml:space="preserve"> at Lourdes. Every place has its own treasure; it is a trophy and does not change your resources. You get it only the first time you conquer the place: when you win back a place that broke free, this screen is left out.</w:t>
+        <w:t xml:space="preserve"> at Lourdes. Every place has its own treasure; it is a trophy and does not change your resources. You get it only the first time you conquer the place: when you win back a place that broke free, this screen is left out. The treasure stays on the display for about 3 seconds.</w:t>
       </w:r>
     </w:p>
     <w:p>
@@ -5176,7 +5163,7 @@
         <w:rPr>
           <w:lang w:val="en-GB"/>
         </w:rPr>
-        <w:t xml:space="preserve"> and the sell menu comes back.</w:t>
+        <w:t xml:space="preserve"> for about 1.3 seconds and the sell menu comes back.</w:t>
       </w:r>
     </w:p>
     <w:p>
@@ -5303,7 +5290,7 @@
           <w:rFonts w:ascii="Courier New" w:eastAsia="Courier New" w:hAnsi="Courier New" w:cs="Courier New"/>
           <w:lang w:val="en-GB"/>
         </w:rPr>
-        <w:t xml:space="preserve">KILLER HDD</w:t>
+        <w:t xml:space="preserve">KILLER DRIVES</w:t>
       </w:r>
       <w:r>
         <w:rPr>
@@ -5316,7 +5303,7 @@
           <w:rFonts w:ascii="Courier New" w:eastAsia="Courier New" w:hAnsi="Courier New" w:cs="Courier New"/>
           <w:lang w:val="en-GB"/>
         </w:rPr>
-        <w:t xml:space="preserve">API</w:t>
+        <w:t xml:space="preserve">API KEYS</w:t>
       </w:r>
       <w:r>
         <w:rPr>

--- a/instructions_v2.0.docx
+++ b/instructions_v2.0.docx
@@ -165,7 +165,7 @@
         <w:rPr>
           <w:lang w:val="en-GB"/>
         </w:rPr>
-        <w:t xml:space="preserve"> with a RAM module (CE-151 or larger). The recording holds the program without its REM lines (5553 bytes); with its variables it needs about 5.9 KB of memory, so it does not fit into a PC-1500 or PC-2 without a module.</w:t>
+        <w:t xml:space="preserve"> with a RAM module (CE-151 or larger). The recording holds the program without its REM lines (5549 bytes); with its variables it needs about 5.9 KB of memory, so it does not fit into a PC-1500 or PC-2 without a module.</w:t>
       </w:r>
     </w:p>
     <w:p>
@@ -429,7 +429,7 @@
         <w:rPr>
           <w:lang w:val="en-GB"/>
         </w:rPr>
-        <w:t xml:space="preserve"> while it prepares the places and plays the opening of J.S. Bach’s Toccata in D minor, then </w:t>
+        <w:t xml:space="preserve"> while it prepares the places, then </w:t>
       </w:r>
       <w:r>
         <w:rPr>
@@ -442,7 +442,7 @@
         <w:rPr>
           <w:lang w:val="en-GB"/>
         </w:rPr>
-        <w:t xml:space="preserve"> and the main menu:</w:t>
+        <w:t xml:space="preserve"> while it plays the opening of J.S. Bach’s Toccata in D minor, and the main menu:</w:t>
       </w:r>
     </w:p>
     <w:p>
@@ -4051,7 +4051,7 @@
           <w:rFonts w:ascii="Courier New" w:eastAsia="Courier New" w:hAnsi="Courier New" w:cs="Courier New"/>
           <w:lang w:val="en-GB"/>
         </w:rPr>
-        <w:t xml:space="preserve">GAME OVER! Priests won</w:t>
+        <w:t xml:space="preserve">GAME OVER! Priests won!</w:t>
       </w:r>
       <w:r>
         <w:rPr>
@@ -5496,7 +5496,7 @@
           <w:rFonts w:ascii="Courier New" w:eastAsia="Courier New" w:hAnsi="Courier New" w:cs="Courier New"/>
           <w:lang w:val="en-GB"/>
         </w:rPr>
-        <w:t xml:space="preserve">GAME OVER! Priests won</w:t>
+        <w:t xml:space="preserve">GAME OVER! Priests won!</w:t>
       </w:r>
       <w:r>
         <w:rPr>

--- a/instructions_v2.0.docx
+++ b/instructions_v2.0.docx
@@ -165,7 +165,7 @@
         <w:rPr>
           <w:lang w:val="en-GB"/>
         </w:rPr>
-        <w:t xml:space="preserve"> with a RAM module (CE-151 or larger). The recording holds the program without its REM lines (5549 bytes); with its variables it needs about 5.9 KB of memory, so it does not fit into a PC-1500 or PC-2 without a module.</w:t>
+        <w:t xml:space="preserve"> with a RAM module (CE-151 or larger). The recording holds the program without its REM lines (5336 bytes); with its variables it needs about 5.9 KB of memory, so it does not fit into a PC-1500 or PC-2 without a module.</w:t>
       </w:r>
     </w:p>
     <w:p>
@@ -4018,20 +4018,13 @@
         <w:rPr>
           <w:lang w:val="en-GB"/>
         </w:rPr>
-        <w:t xml:space="preserve"> appears in the middle of the display while a falling melody plays, and then it blinks three times. Your losses follow; these screens change by themselves, about 1.5 seconds each. The CC also takes some of your gold and retro stuff: </w:t>
-      </w:r>
-      <w:r>
-        <w:rPr>
-          <w:rFonts w:ascii="Courier New" w:eastAsia="Courier New" w:hAnsi="Courier New" w:cs="Courier New"/>
-          <w:lang w:val="en-GB"/>
-        </w:rPr>
-        <w:t xml:space="preserve">LOST g GOLD, r RETRO</w:t>
-      </w:r>
-      <w:r>
-        <w:rPr>
-          <w:lang w:val="en-GB"/>
-        </w:rPr>
-        <w:t xml:space="preserve">. As a fight only ends when one side has nobody left, a lost fight always means </w:t>
+        <w:t xml:space="preserve"> appears in the middle of the display while a falling melody plays, and then it blinks three times.</w:t>
+      </w:r>
+      <w:r>
+        <w:rPr>
+          <w:lang w:val="en-GB"/>
+        </w:rPr>
+        <w:t xml:space="preserve"> As a fight only ends when one side has nobody left, a lost fight always means </w:t>
       </w:r>
       <w:r>
         <w:rPr>

--- a/instructions_v2.0.docx
+++ b/instructions_v2.0.docx
@@ -165,7 +165,7 @@
         <w:rPr>
           <w:lang w:val="en-GB"/>
         </w:rPr>
-        <w:t xml:space="preserve"> with a RAM module (CE-151 or larger). The recording holds the program without its REM lines (5336 bytes); with its variables it needs about 5.9 KB of memory, so it does not fit into a PC-1500 or PC-2 without a module.</w:t>
+        <w:t xml:space="preserve"> with a RAM module (CE-151 or larger). The recording holds the program without its REM lines (5548 bytes); with its variables it needs about 5.9 KB of memory, so it does not fit into a PC-1500 or PC-2 without a module.</w:t>
       </w:r>
     </w:p>
     <w:p>
@@ -3639,7 +3639,7 @@
           <w:rFonts w:ascii="Courier New" w:eastAsia="Courier New" w:hAnsi="Courier New" w:cs="Courier New"/>
           <w:lang w:val="en-GB"/>
         </w:rPr>
-        <w:t xml:space="preserve">ROUND1:CC m vs YOU p</w:t>
+        <w:t xml:space="preserve">ROUND1:CC m YOU p</w:t>
       </w:r>
       <w:r>
         <w:rPr>
@@ -3750,7 +3750,7 @@
         <w:rPr>
           <w:lang w:val="en-GB"/>
         </w:rPr>
-        <w:t xml:space="preserve">Every Killer Drive and every API key is used only once. The fight goes on until no Tech Priests or none of your people are left; when all your Killer Drives and API keys have been used, only your gurus strike. A fight cannot be stopped once it has begun. When you win, the Killer Drives and API keys that were not used come back to you.</w:t>
+        <w:t xml:space="preserve">Every Killer Drive and every API key is used only once. The fight goes on until no Tech Priests or none of your people are left; when all your Killer Drives and API keys have been used, only your gurus strike. Once it has begun, a fight can only be stopped by surrendering (see Surrender below). When you win, the Killer Drives and API keys that were not used come back to you.</w:t>
       </w:r>
     </w:p>
     <w:p>
@@ -3997,6 +3997,100 @@
         <w:rPr>
           <w:lang w:val="en-GB"/>
         </w:rPr>
+        <w:t>Surrender</w:t>
+      </w:r>
+    </w:p>
+    <w:p>
+      <w:pPr>
+        <w:spacing w:after="120"/>
+        <w:rPr>
+          <w:lang w:val="en-GB"/>
+        </w:rPr>
+      </w:pPr>
+      <w:r>
+        <w:rPr>
+          <w:lang w:val="en-GB"/>
+        </w:rPr>
+        <w:t xml:space="preserve">From the second round on, while you have fewer people than the Tech Priests still active, an </w:t>
+      </w:r>
+      <w:r>
+        <w:rPr>
+          <w:rFonts w:ascii="Courier New" w:eastAsia="Courier New" w:hAnsi="Courier New" w:cs="Courier New"/>
+          <w:lang w:val="en-GB"/>
+        </w:rPr>
+        <w:t xml:space="preserve">S</w:t>
+      </w:r>
+      <w:r>
+        <w:rPr>
+          <w:lang w:val="en-GB"/>
+        </w:rPr>
+        <w:t xml:space="preserve"> appears at the right end of the round screen, e.g. </w:t>
+      </w:r>
+      <w:r>
+        <w:rPr>
+          <w:rFonts w:ascii="Courier New" w:eastAsia="Courier New" w:hAnsi="Courier New" w:cs="Courier New"/>
+          <w:lang w:val="en-GB"/>
+        </w:rPr>
+        <w:t xml:space="preserve">ROUND3:CC 120 YOU 45     S</w:t>
+      </w:r>
+      <w:r>
+        <w:rPr>
+          <w:lang w:val="en-GB"/>
+        </w:rPr>
+        <w:t xml:space="preserve">. Press S while that screen is on the display (hold the key until the screen changes) and you surrender: </w:t>
+      </w:r>
+      <w:r>
+        <w:rPr>
+          <w:rFonts w:ascii="Courier New" w:eastAsia="Courier New" w:hAnsi="Courier New" w:cs="Courier New"/>
+          <w:lang w:val="en-GB"/>
+        </w:rPr>
+        <w:t xml:space="preserve">YOU SURRENDERED!</w:t>
+      </w:r>
+      <w:r>
+        <w:rPr>
+          <w:lang w:val="en-GB"/>
+        </w:rPr>
+        <w:t xml:space="preserve"> appears in the middle of the display while the falling melody plays, and blinks three times; then your losses in this fight are shown, </w:t>
+      </w:r>
+      <w:r>
+        <w:rPr>
+          <w:rFonts w:ascii="Courier New" w:eastAsia="Courier New" w:hAnsi="Courier New" w:cs="Courier New"/>
+          <w:lang w:val="en-GB"/>
+        </w:rPr>
+        <w:t xml:space="preserve">LOST:m HACK s GHOST j GURU</w:t>
+      </w:r>
+      <w:r>
+        <w:rPr>
+          <w:lang w:val="en-GB"/>
+        </w:rPr>
+        <w:t xml:space="preserve">, and the main menu comes back.</w:t>
+      </w:r>
+    </w:p>
+    <w:p>
+      <w:pPr>
+        <w:spacing w:after="120"/>
+        <w:rPr>
+          <w:lang w:val="en-GB"/>
+        </w:rPr>
+      </w:pPr>
+      <w:r>
+        <w:rPr>
+          <w:lang w:val="en-GB"/>
+        </w:rPr>
+        <w:t xml:space="preserve">You keep the people you still have and the Killer Drives and API keys that were not used; you get no gold, no retro stuff and no new people. The place stays with the CC, but only with the Tech Priests still active: the ones you have eliminated do not come back, so your next attack on that place is easier. When you have as many people as the Tech Priests or more, there is no S: fight on!</w:t>
+      </w:r>
+    </w:p>
+    <w:p>
+      <w:pPr>
+        <w:pStyle w:val="Nagwek2"/>
+        <w:rPr>
+          <w:lang w:val="en-GB"/>
+        </w:rPr>
+      </w:pPr>
+      <w:r>
+        <w:rPr>
+          <w:lang w:val="en-GB"/>
+        </w:rPr>
         <w:t>You lost</w:t>
       </w:r>
     </w:p>
@@ -4024,7 +4118,7 @@
         <w:rPr>
           <w:lang w:val="en-GB"/>
         </w:rPr>
-        <w:t xml:space="preserve"> As a fight only ends when one side has nobody left, a lost fight always means </w:t>
+        <w:t xml:space="preserve"> A fight is lost only when you have nobody left, so a lost fight always means </w:t>
       </w:r>
       <w:r>
         <w:rPr>
@@ -5661,6 +5755,25 @@
           <w:lang w:val="en-GB"/>
         </w:rPr>
         <w:t xml:space="preserve"> to retreat: you lose nothing.</w:t>
+      </w:r>
+    </w:p>
+    <w:p>
+      <w:pPr>
+        <w:pStyle w:val="Akapitzlist"/>
+        <w:numPr>
+          <w:ilvl w:val="0"/>
+          <w:numId w:val="2"/>
+        </w:numPr>
+        <w:spacing w:after="60"/>
+        <w:rPr>
+          <w:lang w:val="en-GB"/>
+        </w:rPr>
+      </w:pPr>
+      <w:r>
+        <w:rPr>
+          <w:lang w:val="en-GB"/>
+        </w:rPr>
+        <w:t xml:space="preserve">A lost fight ends the game. When a fight goes badly, press S in time (from the second round, while you have fewer people than the Tech Priests): you keep your people and your unused drives and keys, and the Tech Priests you have eliminated are gone for good. Then buy what you need and attack the same place again.</w:t>
       </w:r>
     </w:p>
     <w:sectPr>

--- a/instructions_v2.0.docx
+++ b/instructions_v2.0.docx
@@ -1557,6 +1557,27 @@
           <w:lang w:val="en-GB"/>
         </w:rPr>
         <w:t xml:space="preserve">Your people are ghosts + hackers + gurus. When all of them are gone, the Cathodic Church (CC) wins.</w:t>
+      </w:r>
+    </w:p>
+    <w:p>
+      <w:pPr>
+        <w:spacing w:after="120"/>
+        <w:rPr>
+          <w:lang w:val="en-GB"/>
+        </w:rPr>
+      </w:pPr>
+      <w:r>
+        <w:rPr>
+          <w:b/>
+          <w:lang w:val="en-GB"/>
+        </w:rPr>
+        <w:t xml:space="preserve">Nobody gets hurt in this war.</w:t>
+      </w:r>
+      <w:r>
+        <w:rPr>
+          <w:lang w:val="en-GB"/>
+        </w:rPr>
+        <w:t xml:space="preserve"> It is fought with code, not with swords. When a hacker, a ghost or a guru is “eliminated”, the Tech Priests have defeated their solution, their code or their system: a patch closes the hole, a firewall swallows the worm, a rollback undoes the Dependency Hell, a Killer Drive is wiped clean. The defeated hero leaves the battlefield in one piece, for a long coffee and a complete rewrite. Your people eliminate Tech Priests the same way: their systems crash, and they spend the rest of the war rebooting, reading log files and waiting for the help desk.</w:t>
       </w:r>
     </w:p>
     <w:p>

--- a/instructions_v2.0.docx
+++ b/instructions_v2.0.docx
@@ -55,6 +55,56 @@
           <w:lang w:val="en-GB"/>
         </w:rPr>
         <w:t xml:space="preserve">Instructions – version 2.0</w:t>
+      </w:r>
+    </w:p>
+    <w:p>
+      <w:pPr>
+        <w:spacing w:after="240"/>
+        <w:jc w:val="center"/>
+        <w:rPr>
+          <w:lang w:val="en-GB"/>
+        </w:rPr>
+      </w:pPr>
+      <w:r>
+        <w:rPr>
+          <w:noProof/>
+          <w:lang w:val="en-GB"/>
+        </w:rPr>
+        <w:drawing>
+          <wp:inline distT="0" distB="0" distL="0" distR="0">
+            <wp:extent cx="6120130" cy="3418666"/>
+            <wp:effectExtent l="0" t="0" r="0" b="0"/>
+            <wp:docPr id="1" name="Title illustration" descr="Hooded Tech Priests among retro computers in a gothic church; a Sharp PC-1500A shows: Gurus created Dependency HELL!!!"/>
+            <wp:cNvGraphicFramePr>
+              <a:graphicFrameLocks xmlns:a="http://schemas.openxmlformats.org/drawingml/2006/main" noChangeAspect="1"/>
+            </wp:cNvGraphicFramePr>
+            <a:graphic xmlns:a="http://schemas.openxmlformats.org/drawingml/2006/main">
+              <a:graphicData uri="http://schemas.openxmlformats.org/drawingml/2006/picture">
+                <pic:pic xmlns:pic="http://schemas.openxmlformats.org/drawingml/2006/picture">
+                  <pic:nvPicPr>
+                    <pic:cNvPr id="1" name="image1.jpeg"/>
+                    <pic:cNvPicPr/>
+                  </pic:nvPicPr>
+                  <pic:blipFill>
+                    <a:blip r:embed="rId20"/>
+                    <a:stretch>
+                      <a:fillRect/>
+                    </a:stretch>
+                  </pic:blipFill>
+                  <pic:spPr>
+                    <a:xfrm>
+                      <a:off x="0" y="0"/>
+                      <a:ext cx="6120130" cy="3418666"/>
+                    </a:xfrm>
+                    <a:prstGeom prst="rect">
+                      <a:avLst/>
+                    </a:prstGeom>
+                  </pic:spPr>
+                </pic:pic>
+              </a:graphicData>
+            </a:graphic>
+          </wp:inline>
+        </w:drawing>
       </w:r>
     </w:p>
     <w:p>
@@ -1577,7 +1627,7 @@
         <w:rPr>
           <w:lang w:val="en-GB"/>
         </w:rPr>
-        <w:t xml:space="preserve"> It is fought with code, not with swords. When a hacker, a ghost or a guru is “eliminated”, the Tech Priests have defeated their solution, their code or their system: a patch closes the hole, a firewall swallows the worm, a rollback undoes the Dependency Hell, a Killer Drive is wiped clean. The defeated hero leaves the battlefield in one piece, for a long coffee and a complete rewrite. Your people eliminate Tech Priests the same way: their systems crash, and they spend the rest of the war rebooting, reading log files and waiting for the help desk.</w:t>
+        <w:t xml:space="preserve"> It is fought with code, not with swords. When a hacker, a ghost or a guru is “eliminated”, the Tech Priests have defeated their solution, their code or their system: a patch closes the hole, a firewall swallows the worm, a rollback undoes the Dependency Hell, a Killer Drive is wiped clean. The defeated hero leaves the battlefield in one piece, for a long relaxation and a complete rewrite. Your people eliminate Tech Priests the same way: their systems crash, and they spend the rest of the war in the Cathodic Church’s retreat centre, waiting for the main spiritual help desk.</w:t>
       </w:r>
     </w:p>
     <w:p>

--- a/instructions_v2.0.docx
+++ b/instructions_v2.0.docx
@@ -313,7 +313,7 @@
         <w:rPr>
           <w:lang w:val="en-GB"/>
         </w:rPr>
-        <w:t xml:space="preserve"> with a RAM module (CE-151 or larger). The recording holds the program without its REM lines (5548 bytes); with its variables it needs about 5.9 KB of memory, so it does not fit into a PC-1500 or PC-2 without a module.</w:t>
+        <w:t xml:space="preserve"> with a RAM module (CE-151 or larger). The recording holds the program without its REM lines (5549 bytes); with its variables it needs about 5.9 KB of memory, so it does not fit into a PC-1500 or PC-2 without a module.</w:t>
       </w:r>
     </w:p>
     <w:p>
@@ -1656,7 +1656,7 @@
         <w:rPr>
           <w:lang w:val="en-GB"/>
         </w:rPr>
-        <w:t>making years of built-up security collapse like a house of cards—unleashing glitches, worm plagues, and system destruction vectors to ultimately crack open the "Miracle Exploit.</w:t>
+        <w:t>making years of built-up security collapse like a house of cards—unleashing glitches, worm plagues, and system destruction vectors to ultimately crack open the “Miracle Exploit”.</w:t>
       </w:r>
       <w:r>
         <w:rPr>
@@ -6639,7 +6639,7 @@
           <w:lang w:val="en-GB"/>
         </w:rPr>
         <w:lastRenderedPageBreak/>
-        <w:t>Save gold and retro stuff from the first places for the rich places 7, 8 and 9: each of them is a big step up, and what one of them gives you is not enough for the next one. If you use up all your gold in every fight, you will not get through Weltenburg and the Vatican.</w:t>
+        <w:t>Save gold and retro stuff from the first places for the rich places 7, 8 and 9: each of them is a big step up, and what one of them gives you is not enough for the next one. If you use up all your gold in every fight, you will not get through Hohensalzburg and the Vatican.</w:t>
       </w:r>
     </w:p>
     <w:p>

--- a/instructions_v2.0.docx
+++ b/instructions_v2.0.docx
@@ -132,7 +132,7 @@
         <w:rPr>
           <w:lang w:val="en-GB"/>
         </w:rPr>
-        <w:t xml:space="preserve">The Cathodic Church (CC) – a fictional organisation with a profound interest in vintage computing – maintains ten places across Europe, called Bastions of Faith, numbered 0 to 9: Lourdes (France), Fatima (Portugal), Altotting (Germany), Santiago de Compostela (Spain), Jasna Gora (Poland), Avila (Spain), Loreto (Italy), </w:t>
+        <w:t xml:space="preserve">The Cathodic Church (CC) – a fictional organisation with a profound interest in vintage computing – maintains ten places across Europe, called Bastions of Vintage IT, numbered 0 to 9: Lourdes (France), Fatima (Portugal), Altotting (Germany), Santiago de Compostela (Spain), Jasna Gora (Poland), Avila (Spain), Loreto (Italy), </w:t>
       </w:r>
       <w:r>
         <w:rPr>
@@ -2045,7 +2045,7 @@
         <w:rPr>
           <w:lang w:val="en-GB"/>
         </w:rPr>
-        <w:t>es</w:t>
+        <w:t>e</w:t>
       </w:r>
       <w:r>
         <w:rPr>

--- a/instructions_v2.0.docx
+++ b/instructions_v2.0.docx
@@ -313,7 +313,7 @@
         <w:rPr>
           <w:lang w:val="en-GB"/>
         </w:rPr>
-        <w:t xml:space="preserve"> with a RAM module (CE-151 or larger). The recording holds the program without its REM lines (5549 bytes); with its variables it needs about 5.9 KB of memory, so it does not fit into a PC-1500 or PC-2 without a module.</w:t>
+        <w:t xml:space="preserve"> with a RAM module (CE-151 or larger). The recording holds the program without its REM lines (5551 bytes); with its variables it needs about 5.9 KB of memory, so it does not fit into a PC-1500 or PC-2 without a module.</w:t>
       </w:r>
     </w:p>
     <w:p>
@@ -4848,14 +4848,14 @@
         <w:rPr>
           <w:lang w:val="en-GB"/>
         </w:rPr>
-        <w:t xml:space="preserve">From the second round on, while you have fewer people than the Tech Priests still active, an </w:t>
-      </w:r>
-      <w:r>
-        <w:rPr>
-          <w:rFonts w:ascii="Courier New" w:eastAsia="Courier New" w:hAnsi="Courier New" w:cs="Courier New"/>
-          <w:lang w:val="en-GB"/>
-        </w:rPr>
-        <w:t>S</w:t>
+        <w:t xml:space="preserve">From the second round on, while you have fewer people than the Tech Priests still active, </w:t>
+      </w:r>
+      <w:r>
+        <w:rPr>
+          <w:rFonts w:ascii="Courier New" w:eastAsia="Courier New" w:hAnsi="Courier New" w:cs="Courier New"/>
+          <w:lang w:val="en-GB"/>
+        </w:rPr>
+        <w:t>(S)</w:t>
       </w:r>
       <w:r>
         <w:rPr>
@@ -4868,7 +4868,7 @@
           <w:rFonts w:ascii="Courier New" w:eastAsia="Courier New" w:hAnsi="Courier New" w:cs="Courier New"/>
           <w:lang w:val="en-GB"/>
         </w:rPr>
-        <w:t>ROUND3:CC 120 YOU 45     S</w:t>
+        <w:t xml:space="preserve">ROUND3:CC 120 YOU 45   ⁠(S)</w:t>
       </w:r>
       <w:r>
         <w:rPr>
@@ -4944,7 +4944,7 @@
         <w:rPr>
           <w:lang w:val="en-GB"/>
         </w:rPr>
-        <w:t>You keep the people you still have and the Killer Drives and API keys that were not used; you get no gold, no retro stuff and no new people. The place stays with the CC, but only with the Tech Priests still active: the ones you have eliminated do not come back, so your next attack on that place is easier. When you have as many people as the Tech Priests or more, there is no S: fight on!</w:t>
+        <w:t>You keep the people you still have and the Killer Drives and API keys that were not used; you get no gold, no retro stuff and no new people. The place stays with the CC, but only with the Tech Priests still active: the ones you have eliminated do not come back, so your next attack on that place is easier. When you have as many people as the Tech Priests or more, there is no (S): fight on!</w:t>
       </w:r>
     </w:p>
     <w:p>

--- a/instructions_v2.0.docx
+++ b/instructions_v2.0.docx
@@ -313,7 +313,7 @@
         <w:rPr>
           <w:lang w:val="en-GB"/>
         </w:rPr>
-        <w:t xml:space="preserve"> with a RAM module (CE-151 or larger). The recording holds the program without its REM lines (5551 bytes); with its variables it needs about 5.9 KB of memory, so it does not fit into a PC-1500 or PC-2 without a module.</w:t>
+        <w:t xml:space="preserve"> with a RAM module (CE-151 or larger). The recording holds the program without its REM lines (5557 bytes); with its variables it needs about 5.9 KB of memory, so it does not fit into a PC-1500 or PC-2 without a module.</w:t>
       </w:r>
     </w:p>
     <w:p>

--- a/instructions_v2.0.docx
+++ b/instructions_v2.0.docx
@@ -313,7 +313,7 @@
         <w:rPr>
           <w:lang w:val="en-GB"/>
         </w:rPr>
-        <w:t xml:space="preserve"> with a RAM module (CE-151 or larger). The recording holds the program without its REM lines (5557 bytes); with its variables it needs about 5.9 KB of memory, so it does not fit into a PC-1500 or PC-2 without a module.</w:t>
+        <w:t xml:space="preserve"> with a RAM module (CE-151 or larger). The recording holds the program without its REM lines (5349 bytes); with its variables it needs about 5.6 KB of memory, so it does not fit into a PC-1500 or PC-2 without a module.</w:t>
       </w:r>
     </w:p>
     <w:p>
@@ -4578,7 +4578,7 @@
           <w:lang w:val="en-GB"/>
         </w:rPr>
         <w:lastRenderedPageBreak/>
-        <w:t>LOST:m</w:t>
+        <w:t xml:space="preserve">LOST:mH sG jU</w:t>
       </w:r>
       <w:proofErr w:type="spellEnd"/>
       <w:r>
@@ -4586,28 +4586,28 @@
           <w:rFonts w:ascii="Courier New" w:eastAsia="Courier New" w:hAnsi="Courier New" w:cs="Courier New"/>
           <w:lang w:val="en-GB"/>
         </w:rPr>
-        <w:t xml:space="preserve"> HACK s </w:t>
-      </w:r>
-      <w:r>
-        <w:rPr>
-          <w:rFonts w:ascii="Courier New" w:eastAsia="Courier New" w:hAnsi="Courier New" w:cs="Courier New"/>
-          <w:lang w:val="en-GB"/>
-        </w:rPr>
-        <w:t>GHOST</w:t>
-      </w:r>
-      <w:r>
-        <w:rPr>
-          <w:rFonts w:ascii="Courier New" w:eastAsia="Courier New" w:hAnsi="Courier New" w:cs="Courier New"/>
-          <w:lang w:val="en-GB"/>
-        </w:rPr>
-        <w:t xml:space="preserve"> j </w:t>
-      </w:r>
-      <w:r>
-        <w:rPr>
-          <w:rFonts w:ascii="Courier New" w:eastAsia="Courier New" w:hAnsi="Courier New" w:cs="Courier New"/>
-          <w:lang w:val="en-GB"/>
-        </w:rPr>
-        <w:t>GURU</w:t>
+        <w:t xml:space="preserve"/>
+      </w:r>
+      <w:r>
+        <w:rPr>
+          <w:rFonts w:ascii="Courier New" w:eastAsia="Courier New" w:hAnsi="Courier New" w:cs="Courier New"/>
+          <w:lang w:val="en-GB"/>
+        </w:rPr>
+        <w:t xml:space="preserve"/>
+      </w:r>
+      <w:r>
+        <w:rPr>
+          <w:rFonts w:ascii="Courier New" w:eastAsia="Courier New" w:hAnsi="Courier New" w:cs="Courier New"/>
+          <w:lang w:val="en-GB"/>
+        </w:rPr>
+        <w:t xml:space="preserve"/>
+      </w:r>
+      <w:r>
+        <w:rPr>
+          <w:rFonts w:ascii="Courier New" w:eastAsia="Courier New" w:hAnsi="Courier New" w:cs="Courier New"/>
+          <w:lang w:val="en-GB"/>
+        </w:rPr>
+        <w:t xml:space="preserve"/>
       </w:r>
     </w:p>
     <w:p>
@@ -4626,14 +4626,14 @@
         <w:rPr>
           <w:lang w:val="en-GB"/>
         </w:rPr>
-        <w:t xml:space="preserve">Your losses in this fight. A line too long for the display is shortened, e.g. </w:t>
-      </w:r>
-      <w:r>
-        <w:rPr>
-          <w:rFonts w:ascii="Courier New" w:eastAsia="Courier New" w:hAnsi="Courier New" w:cs="Courier New"/>
-          <w:lang w:val="en-GB"/>
-        </w:rPr>
-        <w:t>LOST:750H 0G 31U</w:t>
+        <w:t xml:space="preserve">Your losses in this fight, e.g. </w:t>
+      </w:r>
+      <w:r>
+        <w:rPr>
+          <w:rFonts w:ascii="Courier New" w:eastAsia="Courier New" w:hAnsi="Courier New" w:cs="Courier New"/>
+          <w:lang w:val="en-GB"/>
+        </w:rPr>
+        <w:t>LOST:7H 2G 1U</w:t>
       </w:r>
       <w:r>
         <w:rPr>
@@ -4895,7 +4895,7 @@
           <w:rFonts w:ascii="Courier New" w:eastAsia="Courier New" w:hAnsi="Courier New" w:cs="Courier New"/>
           <w:lang w:val="en-GB"/>
         </w:rPr>
-        <w:t>LOST:m</w:t>
+        <w:t xml:space="preserve">LOST:mH sG jU</w:t>
       </w:r>
       <w:proofErr w:type="spellEnd"/>
       <w:r>
@@ -4903,28 +4903,28 @@
           <w:rFonts w:ascii="Courier New" w:eastAsia="Courier New" w:hAnsi="Courier New" w:cs="Courier New"/>
           <w:lang w:val="en-GB"/>
         </w:rPr>
-        <w:t xml:space="preserve"> HACK s </w:t>
-      </w:r>
-      <w:r>
-        <w:rPr>
-          <w:rFonts w:ascii="Courier New" w:eastAsia="Courier New" w:hAnsi="Courier New" w:cs="Courier New"/>
-          <w:lang w:val="en-GB"/>
-        </w:rPr>
-        <w:t>GHOST</w:t>
-      </w:r>
-      <w:r>
-        <w:rPr>
-          <w:rFonts w:ascii="Courier New" w:eastAsia="Courier New" w:hAnsi="Courier New" w:cs="Courier New"/>
-          <w:lang w:val="en-GB"/>
-        </w:rPr>
-        <w:t xml:space="preserve"> j </w:t>
-      </w:r>
-      <w:r>
-        <w:rPr>
-          <w:rFonts w:ascii="Courier New" w:eastAsia="Courier New" w:hAnsi="Courier New" w:cs="Courier New"/>
-          <w:lang w:val="en-GB"/>
-        </w:rPr>
-        <w:t>GURU</w:t>
+        <w:t xml:space="preserve"/>
+      </w:r>
+      <w:r>
+        <w:rPr>
+          <w:rFonts w:ascii="Courier New" w:eastAsia="Courier New" w:hAnsi="Courier New" w:cs="Courier New"/>
+          <w:lang w:val="en-GB"/>
+        </w:rPr>
+        <w:t xml:space="preserve"/>
+      </w:r>
+      <w:r>
+        <w:rPr>
+          <w:rFonts w:ascii="Courier New" w:eastAsia="Courier New" w:hAnsi="Courier New" w:cs="Courier New"/>
+          <w:lang w:val="en-GB"/>
+        </w:rPr>
+        <w:t xml:space="preserve"/>
+      </w:r>
+      <w:r>
+        <w:rPr>
+          <w:rFonts w:ascii="Courier New" w:eastAsia="Courier New" w:hAnsi="Courier New" w:cs="Courier New"/>
+          <w:lang w:val="en-GB"/>
+        </w:rPr>
+        <w:t xml:space="preserve"/>
       </w:r>
       <w:r>
         <w:rPr>
@@ -6229,111 +6229,111 @@
         <w:rPr>
           <w:lang w:val="en-GB"/>
         </w:rPr>
-        <w:t xml:space="preserve">Press R. After </w:t>
-      </w:r>
-      <w:r>
-        <w:rPr>
-          <w:rFonts w:ascii="Courier New" w:eastAsia="Courier New" w:hAnsi="Courier New" w:cs="Courier New"/>
-          <w:lang w:val="en-GB"/>
-        </w:rPr>
-        <w:t>YOU HAVE:</w:t>
-      </w:r>
-      <w:r>
-        <w:rPr>
-          <w:lang w:val="en-GB"/>
-        </w:rPr>
-        <w:t xml:space="preserve"> the game shows your people (</w:t>
-      </w:r>
-      <w:r>
-        <w:rPr>
-          <w:rFonts w:ascii="Courier New" w:eastAsia="Courier New" w:hAnsi="Courier New" w:cs="Courier New"/>
-          <w:lang w:val="en-GB"/>
-        </w:rPr>
-        <w:t>GHOST</w:t>
-      </w:r>
-      <w:r>
-        <w:rPr>
-          <w:lang w:val="en-GB"/>
-        </w:rPr>
-        <w:t xml:space="preserve">, </w:t>
-      </w:r>
-      <w:r>
-        <w:rPr>
-          <w:rFonts w:ascii="Courier New" w:eastAsia="Courier New" w:hAnsi="Courier New" w:cs="Courier New"/>
-          <w:lang w:val="en-GB"/>
-        </w:rPr>
-        <w:t>HACK</w:t>
-      </w:r>
-      <w:r>
-        <w:rPr>
-          <w:lang w:val="en-GB"/>
-        </w:rPr>
-        <w:t xml:space="preserve">, </w:t>
-      </w:r>
-      <w:r>
-        <w:rPr>
-          <w:rFonts w:ascii="Courier New" w:eastAsia="Courier New" w:hAnsi="Courier New" w:cs="Courier New"/>
-          <w:lang w:val="en-GB"/>
-        </w:rPr>
-        <w:t>GURU</w:t>
-      </w:r>
-      <w:r>
-        <w:rPr>
-          <w:lang w:val="en-GB"/>
-        </w:rPr>
-        <w:t>), your weapons (</w:t>
-      </w:r>
-      <w:r>
-        <w:rPr>
-          <w:rFonts w:ascii="Courier New" w:eastAsia="Courier New" w:hAnsi="Courier New" w:cs="Courier New"/>
-          <w:lang w:val="en-GB"/>
-        </w:rPr>
-        <w:t>KILLER DRIVES</w:t>
-      </w:r>
-      <w:r>
-        <w:rPr>
-          <w:lang w:val="en-GB"/>
-        </w:rPr>
-        <w:t xml:space="preserve">, </w:t>
-      </w:r>
-      <w:r>
-        <w:rPr>
-          <w:rFonts w:ascii="Courier New" w:eastAsia="Courier New" w:hAnsi="Courier New" w:cs="Courier New"/>
-          <w:lang w:val="en-GB"/>
-        </w:rPr>
-        <w:t>API KEYS</w:t>
-      </w:r>
-      <w:r>
-        <w:rPr>
-          <w:lang w:val="en-GB"/>
-        </w:rPr>
-        <w:t xml:space="preserve">), then your </w:t>
-      </w:r>
-      <w:r>
-        <w:rPr>
-          <w:rFonts w:ascii="Courier New" w:eastAsia="Courier New" w:hAnsi="Courier New" w:cs="Courier New"/>
-          <w:lang w:val="en-GB"/>
-        </w:rPr>
-        <w:t>GOLD</w:t>
-      </w:r>
-      <w:r>
-        <w:rPr>
-          <w:lang w:val="en-GB"/>
-        </w:rPr>
-        <w:t xml:space="preserve"> and </w:t>
-      </w:r>
-      <w:r>
-        <w:rPr>
-          <w:rFonts w:ascii="Courier New" w:eastAsia="Courier New" w:hAnsi="Courier New" w:cs="Courier New"/>
-          <w:lang w:val="en-GB"/>
-        </w:rPr>
-        <w:t>RETRO</w:t>
-      </w:r>
-      <w:r>
-        <w:rPr>
-          <w:lang w:val="en-GB"/>
-        </w:rPr>
-        <w:t xml:space="preserve"> stuff, one screen at a time. Press any key to see the next screen; after the last one the main menu comes back.</w:t>
+        <w:t xml:space="preserve">Press R. The game shows </w:t>
+      </w:r>
+      <w:r>
+        <w:rPr>
+          <w:rFonts w:ascii="Courier New" w:eastAsia="Courier New" w:hAnsi="Courier New" w:cs="Courier New"/>
+          <w:lang w:val="en-GB"/>
+        </w:rPr>
+        <w:t xml:space="preserve">YOU HAVE: API KEYS n</w:t>
+      </w:r>
+      <w:r>
+        <w:rPr>
+          <w:lang w:val="en-GB"/>
+        </w:rPr>
+        <w:t xml:space="preserve">, then </w:t>
+      </w:r>
+      <w:r>
+        <w:rPr>
+          <w:rFonts w:ascii="Courier New" w:eastAsia="Courier New" w:hAnsi="Courier New" w:cs="Courier New"/>
+          <w:lang w:val="en-GB"/>
+        </w:rPr>
+        <w:t xml:space="preserve">KILLER DRIVES n</w:t>
+      </w:r>
+      <w:r>
+        <w:rPr>
+          <w:lang w:val="en-GB"/>
+        </w:rPr>
+        <w:t xml:space="preserve">, your people </w:t>
+      </w:r>
+      <w:r>
+        <w:rPr>
+          <w:rFonts w:ascii="Courier New" w:eastAsia="Courier New" w:hAnsi="Courier New" w:cs="Courier New"/>
+          <w:lang w:val="en-GB"/>
+        </w:rPr>
+        <w:t xml:space="preserve">GHOST n HACK n GURU n</w:t>
+      </w:r>
+      <w:r>
+        <w:rPr>
+          <w:lang w:val="en-GB"/>
+        </w:rPr>
+        <w:t xml:space="preserve"> and last </w:t>
+      </w:r>
+      <w:r>
+        <w:rPr>
+          <w:rFonts w:ascii="Courier New" w:eastAsia="Courier New" w:hAnsi="Courier New" w:cs="Courier New"/>
+          <w:lang w:val="en-GB"/>
+        </w:rPr>
+        <w:t xml:space="preserve">GOLD n RETROSTUFF n</w:t>
+      </w:r>
+      <w:r>
+        <w:rPr>
+          <w:lang w:val="en-GB"/>
+        </w:rPr>
+        <w:t xml:space="preserve">, one screen at a time. Press any key to see the next screen; after the last one the main menu comes back.</w:t>
+      </w:r>
+      <w:r>
+        <w:rPr>
+          <w:rFonts w:ascii="Courier New" w:eastAsia="Courier New" w:hAnsi="Courier New" w:cs="Courier New"/>
+          <w:lang w:val="en-GB"/>
+        </w:rPr>
+        <w:t xml:space="preserve"/>
+      </w:r>
+      <w:r>
+        <w:rPr>
+          <w:lang w:val="en-GB"/>
+        </w:rPr>
+        <w:t xml:space="preserve"/>
+      </w:r>
+      <w:r>
+        <w:rPr>
+          <w:rFonts w:ascii="Courier New" w:eastAsia="Courier New" w:hAnsi="Courier New" w:cs="Courier New"/>
+          <w:lang w:val="en-GB"/>
+        </w:rPr>
+        <w:t xml:space="preserve"/>
+      </w:r>
+      <w:r>
+        <w:rPr>
+          <w:lang w:val="en-GB"/>
+        </w:rPr>
+        <w:t xml:space="preserve"/>
+      </w:r>
+      <w:r>
+        <w:rPr>
+          <w:rFonts w:ascii="Courier New" w:eastAsia="Courier New" w:hAnsi="Courier New" w:cs="Courier New"/>
+          <w:lang w:val="en-GB"/>
+        </w:rPr>
+        <w:t xml:space="preserve"/>
+      </w:r>
+      <w:r>
+        <w:rPr>
+          <w:lang w:val="en-GB"/>
+        </w:rPr>
+        <w:t xml:space="preserve"/>
+      </w:r>
+      <w:r>
+        <w:rPr>
+          <w:rFonts w:ascii="Courier New" w:eastAsia="Courier New" w:hAnsi="Courier New" w:cs="Courier New"/>
+          <w:lang w:val="en-GB"/>
+        </w:rPr>
+        <w:t xml:space="preserve"/>
+      </w:r>
+      <w:r>
+        <w:rPr>
+          <w:lang w:val="en-GB"/>
+        </w:rPr>
+        <w:t xml:space="preserve"/>
       </w:r>
     </w:p>
     <w:p>
